--- a/Documentation/Documentacion Principial del Daq.docx
+++ b/Documentation/Documentacion Principial del Daq.docx
@@ -5,24 +5,109 @@
     <w:p>
       <w:pPr>
         <w:pStyle w:val="Title"/>
-        <w:jc w:val="center"/>
+        <w:jc w:val="both"/>
         <w:rPr>
           <w:u w:val="single"/>
           <w:lang w:val="es-AR"/>
         </w:rPr>
       </w:pPr>
+      <w:r>
+        <w:rPr>
+          <w:u w:val="single"/>
+          <w:lang w:val="es-AR"/>
+        </w:rPr>
+        <w:t>Documentación</w:t>
+      </w:r>
+      <w:r>
+        <w:rPr>
+          <w:u w:val="single"/>
+          <w:lang w:val="es-AR"/>
+        </w:rPr>
+        <w:t xml:space="preserve"> </w:t>
+      </w:r>
+      <w:r>
+        <w:rPr>
+          <w:u w:val="single"/>
+          <w:lang w:val="es-AR"/>
+        </w:rPr>
+        <w:t>Principal</w:t>
+      </w:r>
+      <w:r>
+        <w:rPr>
+          <w:u w:val="single"/>
+          <w:lang w:val="es-AR"/>
+        </w:rPr>
+        <w:t xml:space="preserve"> del D</w:t>
+      </w:r>
+      <w:r>
+        <w:rPr>
+          <w:u w:val="single"/>
+          <w:lang w:val="es-AR"/>
+        </w:rPr>
+        <w:t>AQ</w:t>
+      </w:r>
+      <w:r>
+        <w:rPr>
+          <w:u w:val="single"/>
+          <w:lang w:val="es-AR"/>
+        </w:rPr>
+        <w:t xml:space="preserve"> PCI</w:t>
+      </w:r>
+      <w:r>
+        <w:rPr>
+          <w:u w:val="single"/>
+          <w:lang w:val="es-AR"/>
+        </w:rPr>
+        <w:t>:</w:t>
+      </w:r>
+    </w:p>
+    <w:p>
+      <w:pPr>
+        <w:spacing w:line="240" w:lineRule="auto"/>
+        <w:contextualSpacing/>
+        <w:jc w:val="both"/>
+        <w:rPr>
+          <w:lang w:val="es-AR"/>
+        </w:rPr>
+      </w:pPr>
+    </w:p>
+    <w:p>
+      <w:pPr>
+        <w:spacing w:line="240" w:lineRule="auto"/>
+        <w:contextualSpacing/>
+        <w:jc w:val="both"/>
+        <w:rPr>
+          <w:lang w:val="es-AR"/>
+        </w:rPr>
+      </w:pPr>
+      <w:r>
+        <w:rPr>
+          <w:lang w:val="es-AR"/>
+        </w:rPr>
+        <w:t>Todo esto aplica a la placa “</w:t>
+      </w:r>
       <w:proofErr w:type="spellStart"/>
       <w:r>
         <w:rPr>
-          <w:u w:val="single"/>
-          <w:lang w:val="es-AR"/>
-        </w:rPr>
-        <w:t>Documentacion</w:t>
+          <w:lang w:val="es-AR"/>
+        </w:rPr>
+        <w:t>DaqBoard</w:t>
       </w:r>
       <w:proofErr w:type="spellEnd"/>
       <w:r>
         <w:rPr>
-          <w:u w:val="single"/>
+          <w:lang w:val="es-AR"/>
+        </w:rPr>
+        <w:t>/3000 Series</w:t>
+      </w:r>
+      <w:r>
+        <w:rPr>
+          <w:lang w:val="es-AR"/>
+        </w:rPr>
+        <w:t>”</w:t>
+      </w:r>
+      <w:r>
+        <w:rPr>
           <w:lang w:val="es-AR"/>
         </w:rPr>
         <w:t xml:space="preserve"> </w:t>
@@ -30,65 +115,1526 @@
       <w:proofErr w:type="spellStart"/>
       <w:r>
         <w:rPr>
-          <w:u w:val="single"/>
-          <w:lang w:val="es-AR"/>
-        </w:rPr>
-        <w:t>Principial</w:t>
+          <w:lang w:val="es-AR"/>
+        </w:rPr>
+        <w:t>pci</w:t>
       </w:r>
       <w:proofErr w:type="spellEnd"/>
       <w:r>
         <w:rPr>
-          <w:u w:val="single"/>
-          <w:lang w:val="es-AR"/>
-        </w:rPr>
-        <w:t xml:space="preserve"> del </w:t>
+          <w:lang w:val="es-AR"/>
+        </w:rPr>
+        <w:t xml:space="preserve"> de </w:t>
       </w:r>
       <w:proofErr w:type="spellStart"/>
       <w:r>
         <w:rPr>
-          <w:u w:val="single"/>
-          <w:lang w:val="es-AR"/>
-        </w:rPr>
-        <w:t>Daq</w:t>
+          <w:lang w:val="es-AR"/>
+        </w:rPr>
+        <w:t>Measurement</w:t>
       </w:r>
       <w:proofErr w:type="spellEnd"/>
       <w:r>
         <w:rPr>
-          <w:u w:val="single"/>
-          <w:lang w:val="es-AR"/>
-        </w:rPr>
+          <w:lang w:val="es-AR"/>
+        </w:rPr>
+        <w:t xml:space="preserve"> Computing</w:t>
+      </w:r>
+    </w:p>
+    <w:p>
+      <w:pPr>
+        <w:pStyle w:val="Heading1"/>
+        <w:spacing w:line="240" w:lineRule="auto"/>
+        <w:contextualSpacing/>
+      </w:pPr>
+      <w:r>
+        <w:t xml:space="preserve">0. </w:t>
+      </w:r>
+      <w:r>
+        <w:t xml:space="preserve">Necesidad del </w:t>
+      </w:r>
+      <w:r>
+        <w:t>C</w:t>
+      </w:r>
+      <w:r>
+        <w:t xml:space="preserve">OM </w:t>
+      </w:r>
+      <w:r>
+        <w:t>Server</w:t>
+      </w:r>
+      <w:r>
         <w:t>:</w:t>
       </w:r>
     </w:p>
     <w:p>
       <w:pPr>
-        <w:rPr>
-          <w:lang w:val="es-AR"/>
-        </w:rPr>
-      </w:pPr>
+        <w:spacing w:line="240" w:lineRule="auto"/>
+        <w:contextualSpacing/>
+        <w:jc w:val="both"/>
+        <w:rPr>
+          <w:lang w:val="es-AR"/>
+        </w:rPr>
+      </w:pPr>
+    </w:p>
+    <w:p>
+      <w:pPr>
+        <w:spacing w:line="240" w:lineRule="auto"/>
+        <w:contextualSpacing/>
+        <w:jc w:val="both"/>
+        <w:rPr>
+          <w:lang w:val="es-AR"/>
+        </w:rPr>
+      </w:pPr>
+      <w:r>
+        <w:rPr>
+          <w:noProof/>
+          <w:lang w:val="es-AR" w:eastAsia="es-AR"/>
+        </w:rPr>
+        <mc:AlternateContent>
+          <mc:Choice Requires="wps">
+            <w:drawing>
+              <wp:anchor distT="0" distB="0" distL="114300" distR="114300" simplePos="0" relativeHeight="251660288" behindDoc="1" locked="0" layoutInCell="1" allowOverlap="1" wp14:anchorId="5581583D" wp14:editId="5E2304FC">
+                <wp:simplePos x="0" y="0"/>
+                <wp:positionH relativeFrom="column">
+                  <wp:posOffset>-1905</wp:posOffset>
+                </wp:positionH>
+                <wp:positionV relativeFrom="paragraph">
+                  <wp:posOffset>3672205</wp:posOffset>
+                </wp:positionV>
+                <wp:extent cx="6646545" cy="635"/>
+                <wp:effectExtent l="0" t="0" r="0" b="0"/>
+                <wp:wrapTight wrapText="bothSides">
+                  <wp:wrapPolygon edited="0">
+                    <wp:start x="0" y="0"/>
+                    <wp:lineTo x="0" y="21600"/>
+                    <wp:lineTo x="21600" y="21600"/>
+                    <wp:lineTo x="21600" y="0"/>
+                  </wp:wrapPolygon>
+                </wp:wrapTight>
+                <wp:docPr id="3" name="Text Box 3"/>
+                <wp:cNvGraphicFramePr/>
+                <a:graphic xmlns:a="http://schemas.openxmlformats.org/drawingml/2006/main">
+                  <a:graphicData uri="http://schemas.microsoft.com/office/word/2010/wordprocessingShape">
+                    <wps:wsp>
+                      <wps:cNvSpPr txBox="1"/>
+                      <wps:spPr>
+                        <a:xfrm>
+                          <a:off x="0" y="0"/>
+                          <a:ext cx="6646545" cy="635"/>
+                        </a:xfrm>
+                        <a:prstGeom prst="rect">
+                          <a:avLst/>
+                        </a:prstGeom>
+                        <a:solidFill>
+                          <a:prstClr val="white"/>
+                        </a:solidFill>
+                        <a:ln>
+                          <a:noFill/>
+                        </a:ln>
+                      </wps:spPr>
+                      <wps:txbx>
+                        <w:txbxContent>
+                          <w:p>
+                            <w:pPr>
+                              <w:pStyle w:val="Caption"/>
+                              <w:rPr>
+                                <w:noProof/>
+                              </w:rPr>
+                            </w:pPr>
+                            <w:proofErr w:type="spellStart"/>
+                            <w:r>
+                              <w:t>Ilustración</w:t>
+                            </w:r>
+                            <w:proofErr w:type="spellEnd"/>
+                            <w:r>
+                              <w:t xml:space="preserve"> </w:t>
+                            </w:r>
+                            <w:r>
+                              <w:fldChar w:fldCharType="begin"/>
+                            </w:r>
+                            <w:r>
+                              <w:instrText xml:space="preserve"> SEQ Ilustración \* ARABIC </w:instrText>
+                            </w:r>
+                            <w:r>
+                              <w:fldChar w:fldCharType="separate"/>
+                            </w:r>
+                            <w:r>
+                              <w:rPr>
+                                <w:noProof/>
+                              </w:rPr>
+                              <w:t>1</w:t>
+                            </w:r>
+                            <w:r>
+                              <w:rPr>
+                                <w:noProof/>
+                              </w:rPr>
+                              <w:fldChar w:fldCharType="end"/>
+                            </w:r>
+                            <w:r>
+                              <w:t xml:space="preserve"> </w:t>
+                            </w:r>
+                            <w:proofErr w:type="spellStart"/>
+                            <w:r>
+                              <w:t>Diagrama</w:t>
+                            </w:r>
+                            <w:proofErr w:type="spellEnd"/>
+                            <w:r>
+                              <w:t xml:space="preserve"> de </w:t>
+                            </w:r>
+                            <w:proofErr w:type="spellStart"/>
+                            <w:r>
+                              <w:t>Procesos</w:t>
+                            </w:r>
+                            <w:proofErr w:type="spellEnd"/>
+                            <w:r>
+                              <w:t xml:space="preserve"> COM</w:t>
+                            </w:r>
+                          </w:p>
+                        </w:txbxContent>
+                      </wps:txbx>
+                      <wps:bodyPr rot="0" spcFirstLastPara="0" vertOverflow="overflow" horzOverflow="overflow" vert="horz" wrap="square" lIns="0" tIns="0" rIns="0" bIns="0" numCol="1" spcCol="0" rtlCol="0" fromWordArt="0" anchor="t" anchorCtr="0" forceAA="0" compatLnSpc="1">
+                        <a:prstTxWarp prst="textNoShape">
+                          <a:avLst/>
+                        </a:prstTxWarp>
+                        <a:spAutoFit/>
+                      </wps:bodyPr>
+                    </wps:wsp>
+                  </a:graphicData>
+                </a:graphic>
+              </wp:anchor>
+            </w:drawing>
+          </mc:Choice>
+          <mc:Fallback xmlns="">
+            <w:pict>
+              <v:shapetype w14:anchorId="5581583D" id="_x0000_t202" coordsize="21600,21600" o:spt="202" path="m,l,21600r21600,l21600,xe">
+                <v:stroke joinstyle="miter"/>
+                <v:path gradientshapeok="t" o:connecttype="rect"/>
+              </v:shapetype>
+              <v:shape id="Text Box 3" o:spid="_x0000_s1026" type="#_x0000_t202" style="position:absolute;left:0;text-align:left;margin-left:-.15pt;margin-top:289.15pt;width:523.35pt;height:.05pt;z-index:-251656192;visibility:visible;mso-wrap-style:square;mso-wrap-distance-left:9pt;mso-wrap-distance-top:0;mso-wrap-distance-right:9pt;mso-wrap-distance-bottom:0;mso-position-horizontal:absolute;mso-position-horizontal-relative:text;mso-position-vertical:absolute;mso-position-vertical-relative:text;v-text-anchor:top" o:gfxdata="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" stroked="f">
+                <v:textbox style="mso-fit-shape-to-text:t" inset="0,0,0,0">
+                  <w:txbxContent>
+                    <w:p>
+                      <w:pPr>
+                        <w:pStyle w:val="Caption"/>
+                        <w:rPr>
+                          <w:noProof/>
+                        </w:rPr>
+                      </w:pPr>
+                      <w:proofErr w:type="spellStart"/>
+                      <w:r>
+                        <w:t>Ilustración</w:t>
+                      </w:r>
+                      <w:proofErr w:type="spellEnd"/>
+                      <w:r>
+                        <w:t xml:space="preserve"> </w:t>
+                      </w:r>
+                      <w:fldSimple w:instr=" SEQ Ilustración \* ARABIC ">
+                        <w:r>
+                          <w:rPr>
+                            <w:noProof/>
+                          </w:rPr>
+                          <w:t>1</w:t>
+                        </w:r>
+                      </w:fldSimple>
+                      <w:r>
+                        <w:t xml:space="preserve"> </w:t>
+                      </w:r>
+                      <w:proofErr w:type="spellStart"/>
+                      <w:r>
+                        <w:t>Diagrama</w:t>
+                      </w:r>
+                      <w:proofErr w:type="spellEnd"/>
+                      <w:r>
+                        <w:t xml:space="preserve"> de </w:t>
+                      </w:r>
+                      <w:proofErr w:type="spellStart"/>
+                      <w:r>
+                        <w:t>Procesos</w:t>
+                      </w:r>
+                      <w:proofErr w:type="spellEnd"/>
+                      <w:r>
+                        <w:t xml:space="preserve"> COM</w:t>
+                      </w:r>
+                    </w:p>
+                  </w:txbxContent>
+                </v:textbox>
+                <w10:wrap type="tight"/>
+              </v:shape>
+            </w:pict>
+          </mc:Fallback>
+        </mc:AlternateContent>
+      </w:r>
+      <w:r>
+        <w:rPr>
+          <w:noProof/>
+          <w:lang w:val="es-AR" w:eastAsia="es-AR"/>
+        </w:rPr>
+        <w:drawing>
+          <wp:anchor distT="0" distB="0" distL="114300" distR="114300" simplePos="0" relativeHeight="251658240" behindDoc="1" locked="0" layoutInCell="1" allowOverlap="1">
+            <wp:simplePos x="0" y="0"/>
+            <wp:positionH relativeFrom="margin">
+              <wp:align>right</wp:align>
+            </wp:positionH>
+            <wp:positionV relativeFrom="paragraph">
+              <wp:posOffset>753745</wp:posOffset>
+            </wp:positionV>
+            <wp:extent cx="6646545" cy="2861310"/>
+            <wp:effectExtent l="0" t="0" r="1905" b="0"/>
+            <wp:wrapTight wrapText="bothSides">
+              <wp:wrapPolygon edited="0">
+                <wp:start x="0" y="0"/>
+                <wp:lineTo x="0" y="21427"/>
+                <wp:lineTo x="21544" y="21427"/>
+                <wp:lineTo x="21544" y="0"/>
+                <wp:lineTo x="0" y="0"/>
+              </wp:wrapPolygon>
+            </wp:wrapTight>
+            <wp:docPr id="1" name="Picture 1"/>
+            <wp:cNvGraphicFramePr>
+              <a:graphicFrameLocks xmlns:a="http://schemas.openxmlformats.org/drawingml/2006/main" noChangeAspect="1"/>
+            </wp:cNvGraphicFramePr>
+            <a:graphic xmlns:a="http://schemas.openxmlformats.org/drawingml/2006/main">
+              <a:graphicData uri="http://schemas.openxmlformats.org/drawingml/2006/picture">
+                <pic:pic xmlns:pic="http://schemas.openxmlformats.org/drawingml/2006/picture">
+                  <pic:nvPicPr>
+                    <pic:cNvPr id="1" name=""/>
+                    <pic:cNvPicPr/>
+                  </pic:nvPicPr>
+                  <pic:blipFill>
+                    <a:blip r:embed="rId4">
+                      <a:extLst>
+                        <a:ext uri="{28A0092B-C50C-407E-A947-70E740481C1C}">
+                          <a14:useLocalDpi xmlns:a14="http://schemas.microsoft.com/office/drawing/2010/main" val="0"/>
+                        </a:ext>
+                      </a:extLst>
+                    </a:blip>
+                    <a:stretch>
+                      <a:fillRect/>
+                    </a:stretch>
+                  </pic:blipFill>
+                  <pic:spPr>
+                    <a:xfrm>
+                      <a:off x="0" y="0"/>
+                      <a:ext cx="6646545" cy="2861310"/>
+                    </a:xfrm>
+                    <a:prstGeom prst="rect">
+                      <a:avLst/>
+                    </a:prstGeom>
+                  </pic:spPr>
+                </pic:pic>
+              </a:graphicData>
+            </a:graphic>
+          </wp:anchor>
+        </w:drawing>
+      </w:r>
+      <w:r>
+        <w:rPr>
+          <w:lang w:val="es-AR"/>
+        </w:rPr>
+        <w:tab/>
+        <w:t xml:space="preserve">La librería de </w:t>
+      </w:r>
+      <w:proofErr w:type="spellStart"/>
+      <w:r>
+        <w:rPr>
+          <w:lang w:val="es-AR"/>
+        </w:rPr>
+        <w:t>DAQlibcom</w:t>
+      </w:r>
+      <w:proofErr w:type="spellEnd"/>
+      <w:r>
+        <w:rPr>
+          <w:lang w:val="es-AR"/>
+        </w:rPr>
+        <w:t xml:space="preserve"> solo puede ser ejecutada en un proceso de 32 bits, pero para posteridad y mejor funcionamiento, el programa de Python opera en 64 bits. Esto requiere una solución </w:t>
+      </w:r>
+      <w:r>
+        <w:rPr>
+          <w:lang w:val="es-AR"/>
+        </w:rPr>
+        <w:t xml:space="preserve">para poder utilizar la librería desde el programa. Para esto creamos un </w:t>
+      </w:r>
+      <w:hyperlink r:id="rId5" w:history="1">
+        <w:r>
+          <w:rPr>
+            <w:rStyle w:val="Hyperlink"/>
+            <w:lang w:val="es-AR"/>
+          </w:rPr>
+          <w:t>COM</w:t>
+        </w:r>
+      </w:hyperlink>
+      <w:r>
+        <w:rPr>
+          <w:lang w:val="es-AR"/>
+        </w:rPr>
+        <w:t xml:space="preserve"> server que corre en otro proceso y permite hacer intercomunicación entre procesos.</w:t>
+      </w:r>
+    </w:p>
+    <w:p>
+      <w:pPr>
+        <w:spacing w:line="240" w:lineRule="auto"/>
+        <w:contextualSpacing/>
+        <w:jc w:val="both"/>
+        <w:rPr>
+          <w:lang w:val="es-AR"/>
+        </w:rPr>
+      </w:pPr>
+    </w:p>
+    <w:p>
+      <w:pPr>
+        <w:spacing w:line="240" w:lineRule="auto"/>
+        <w:contextualSpacing/>
+        <w:jc w:val="both"/>
+        <w:rPr>
+          <w:lang w:val="es-AR"/>
+        </w:rPr>
+      </w:pPr>
+      <w:r>
+        <w:rPr>
+          <w:lang w:val="es-AR"/>
+        </w:rPr>
+        <w:tab/>
+        <w:t>El modelo de “</w:t>
+      </w:r>
+      <w:proofErr w:type="spellStart"/>
+      <w:r>
+        <w:rPr>
+          <w:lang w:val="es-AR"/>
+        </w:rPr>
+        <w:t>Component</w:t>
+      </w:r>
+      <w:proofErr w:type="spellEnd"/>
+      <w:r>
+        <w:rPr>
+          <w:lang w:val="es-AR"/>
+        </w:rPr>
+        <w:t xml:space="preserve"> </w:t>
+      </w:r>
+      <w:proofErr w:type="spellStart"/>
+      <w:r>
+        <w:rPr>
+          <w:lang w:val="es-AR"/>
+        </w:rPr>
+        <w:t>Object</w:t>
+      </w:r>
+      <w:proofErr w:type="spellEnd"/>
+      <w:r>
+        <w:rPr>
+          <w:lang w:val="es-AR"/>
+        </w:rPr>
+        <w:t xml:space="preserve"> </w:t>
+      </w:r>
+      <w:proofErr w:type="spellStart"/>
+      <w:r>
+        <w:rPr>
+          <w:lang w:val="es-AR"/>
+        </w:rPr>
+        <w:t>Model</w:t>
+      </w:r>
+      <w:proofErr w:type="spellEnd"/>
+      <w:r>
+        <w:rPr>
+          <w:lang w:val="es-AR"/>
+        </w:rPr>
+        <w:t xml:space="preserve">” es una tecnología de Microsoft, entonces este driver DAQ funciona solo en </w:t>
+      </w:r>
+      <w:r>
+        <w:rPr>
+          <w:lang w:val="es-AR"/>
+        </w:rPr>
+        <w:t xml:space="preserve">Windows, </w:t>
+      </w:r>
+      <w:r>
+        <w:rPr>
+          <w:lang w:val="es-AR"/>
+        </w:rPr>
+        <w:t>así</w:t>
+      </w:r>
+      <w:r>
+        <w:rPr>
+          <w:lang w:val="es-AR"/>
+        </w:rPr>
+        <w:t xml:space="preserve"> que este sistema operativo es obligatorio para este driver en particular.</w:t>
+      </w:r>
+    </w:p>
+    <w:p>
+      <w:pPr>
+        <w:spacing w:line="240" w:lineRule="auto"/>
+        <w:contextualSpacing/>
+        <w:jc w:val="both"/>
+        <w:rPr>
+          <w:lang w:val="es-AR"/>
+        </w:rPr>
+      </w:pPr>
+    </w:p>
+    <w:p>
+      <w:pPr>
+        <w:spacing w:line="240" w:lineRule="auto"/>
+        <w:contextualSpacing/>
+        <w:jc w:val="both"/>
+        <w:rPr>
+          <w:lang w:val="es-AR"/>
+        </w:rPr>
+      </w:pPr>
+      <w:r>
+        <w:rPr>
+          <w:lang w:val="es-AR"/>
+        </w:rPr>
+        <w:t>Links a la documentación</w:t>
+      </w:r>
+      <w:r>
+        <w:rPr>
+          <w:lang w:val="es-AR"/>
+        </w:rPr>
+        <w:t xml:space="preserve"> del COM</w:t>
+      </w:r>
+      <w:r>
+        <w:rPr>
+          <w:lang w:val="es-AR"/>
+        </w:rPr>
+        <w:t>:</w:t>
+      </w:r>
+      <w:r>
+        <w:rPr>
+          <w:lang w:val="es-AR"/>
+        </w:rPr>
+        <w:t xml:space="preserve"> </w:t>
+      </w:r>
+      <w:hyperlink r:id="rId6" w:history="1">
+        <w:r>
+          <w:rPr>
+            <w:rStyle w:val="Hyperlink"/>
+            <w:lang w:val="es-AR"/>
+          </w:rPr>
+          <w:t>https://docs.microsoft.com/en-us/windows/win32/com/component-object-model--com--portal</w:t>
+        </w:r>
+      </w:hyperlink>
+    </w:p>
+    <w:p>
+      <w:pPr>
+        <w:spacing w:line="240" w:lineRule="auto"/>
+        <w:contextualSpacing/>
+        <w:jc w:val="both"/>
+        <w:rPr>
+          <w:lang w:val="es-AR"/>
+        </w:rPr>
+      </w:pPr>
+      <w:r>
+        <w:rPr>
+          <w:lang w:val="es-AR"/>
+        </w:rPr>
+        <w:t xml:space="preserve">Links a la documentación del COM Servers: </w:t>
+      </w:r>
+      <w:hyperlink r:id="rId7" w:history="1">
+        <w:r>
+          <w:rPr>
+            <w:rStyle w:val="Hyperlink"/>
+            <w:lang w:val="es-AR"/>
+          </w:rPr>
+          <w:t>https://docs.microsoft.com/en-us/windows/win32/com/com-clients-and-servers</w:t>
+        </w:r>
+      </w:hyperlink>
+      <w:r>
+        <w:rPr>
+          <w:lang w:val="es-AR"/>
+        </w:rPr>
+        <w:t xml:space="preserve"> </w:t>
+      </w:r>
     </w:p>
     <w:p>
       <w:pPr>
         <w:pStyle w:val="Heading1"/>
-      </w:pPr>
-      <w:r>
-        <w:t xml:space="preserve">0. </w:t>
-      </w:r>
-      <w:r>
-        <w:t>Nota</w:t>
+        <w:spacing w:line="240" w:lineRule="auto"/>
+        <w:contextualSpacing/>
+      </w:pPr>
+      <w:r>
+        <w:t>1</w:t>
+      </w:r>
+      <w:r>
+        <w:t xml:space="preserve">. </w:t>
+      </w:r>
+      <w:r>
+        <w:t>Software Necesario</w:t>
       </w:r>
       <w:r>
         <w:t>:</w:t>
       </w:r>
-    </w:p>
-    <w:p>
-      <w:pPr>
-        <w:rPr>
-          <w:lang w:val="es-AR"/>
-        </w:rPr>
-      </w:pPr>
-      <w:bookmarkStart w:id="0" w:name="_GoBack"/>
-      <w:bookmarkEnd w:id="0"/>
+      <w:r>
+        <w:t xml:space="preserve"> </w:t>
+      </w:r>
+    </w:p>
+    <w:p>
+      <w:pPr>
+        <w:spacing w:line="240" w:lineRule="auto"/>
+        <w:contextualSpacing/>
+        <w:jc w:val="both"/>
+        <w:rPr>
+          <w:lang w:val="es-AR"/>
+        </w:rPr>
+      </w:pPr>
+    </w:p>
+    <w:p>
+      <w:pPr>
+        <w:spacing w:line="240" w:lineRule="auto"/>
+        <w:contextualSpacing/>
+        <w:jc w:val="both"/>
+        <w:rPr>
+          <w:lang w:val="es-AR"/>
+        </w:rPr>
+      </w:pPr>
+      <w:r>
+        <w:rPr>
+          <w:lang w:val="es-AR"/>
+        </w:rPr>
+        <w:tab/>
+        <w:t xml:space="preserve">Para poder desarrollar el software del COM server es necesario tener instalado una copia del Visual Studio que pueda compilar C# y debe tener instalado la librería COM </w:t>
+      </w:r>
+      <w:proofErr w:type="spellStart"/>
+      <w:r>
+        <w:rPr>
+          <w:lang w:val="es-AR"/>
+        </w:rPr>
+        <w:t>DAQCOMLib</w:t>
+      </w:r>
+      <w:proofErr w:type="spellEnd"/>
+      <w:r>
+        <w:rPr>
+          <w:lang w:val="es-AR"/>
+        </w:rPr>
+        <w:t>. Los detalles de la instalación se encuentran en la</w:t>
+      </w:r>
+      <w:r>
+        <w:rPr>
+          <w:lang w:val="es-AR"/>
+        </w:rPr>
+        <w:t xml:space="preserve"> </w:t>
+      </w:r>
+      <w:r>
+        <w:rPr>
+          <w:lang w:val="es-AR"/>
+        </w:rPr>
+        <w:t>Guía de Instalación Desarrollador</w:t>
+      </w:r>
+      <w:r>
+        <w:rPr>
+          <w:lang w:val="es-AR"/>
+        </w:rPr>
+        <w:t>.</w:t>
+      </w:r>
+    </w:p>
+    <w:p>
+      <w:pPr>
+        <w:spacing w:line="240" w:lineRule="auto"/>
+        <w:contextualSpacing/>
+        <w:jc w:val="both"/>
+        <w:rPr>
+          <w:lang w:val="es-AR"/>
+        </w:rPr>
+      </w:pPr>
+    </w:p>
+    <w:p>
+      <w:pPr>
+        <w:spacing w:line="240" w:lineRule="auto"/>
+        <w:contextualSpacing/>
+        <w:jc w:val="both"/>
+        <w:rPr>
+          <w:lang w:val="es-AR"/>
+        </w:rPr>
+      </w:pPr>
+      <w:r>
+        <w:rPr>
+          <w:lang w:val="es-AR"/>
+        </w:rPr>
+        <w:t xml:space="preserve">Link de descarga del Visual Studio: </w:t>
+      </w:r>
+      <w:hyperlink r:id="rId8" w:history="1">
+        <w:r>
+          <w:rPr>
+            <w:rStyle w:val="Hyperlink"/>
+            <w:lang w:val="es-AR"/>
+          </w:rPr>
+          <w:t>https://visualstudio.microsoft.com/downloads/</w:t>
+        </w:r>
+      </w:hyperlink>
+    </w:p>
+    <w:p>
+      <w:pPr>
+        <w:spacing w:line="240" w:lineRule="auto"/>
+        <w:contextualSpacing/>
+        <w:jc w:val="both"/>
+        <w:rPr>
+          <w:lang w:val="es-AR"/>
+        </w:rPr>
+      </w:pPr>
+      <w:r>
+        <w:rPr>
+          <w:lang w:val="es-AR"/>
+        </w:rPr>
+        <w:t xml:space="preserve">Link de descarga del </w:t>
+      </w:r>
+      <w:proofErr w:type="spellStart"/>
+      <w:r>
+        <w:rPr>
+          <w:lang w:val="es-AR"/>
+        </w:rPr>
+        <w:t>DAQCOMLib</w:t>
+      </w:r>
+      <w:proofErr w:type="spellEnd"/>
+      <w:r>
+        <w:rPr>
+          <w:lang w:val="es-AR"/>
+        </w:rPr>
+        <w:t xml:space="preserve">: </w:t>
+      </w:r>
+    </w:p>
+    <w:p>
+      <w:pPr>
+        <w:spacing w:line="240" w:lineRule="auto"/>
+        <w:contextualSpacing/>
+        <w:jc w:val="both"/>
+        <w:rPr>
+          <w:lang w:val="es-AR"/>
+        </w:rPr>
+      </w:pPr>
+      <w:hyperlink r:id="rId9" w:history="1">
+        <w:r>
+          <w:rPr>
+            <w:rStyle w:val="Hyperlink"/>
+            <w:lang w:val="es-AR"/>
+          </w:rPr>
+          <w:t>https://www.mccdaq.com/downloads/iotech_software/PersonalDaq3000_Series/daqcom2setup.exe</w:t>
+        </w:r>
+      </w:hyperlink>
+    </w:p>
+    <w:p>
+      <w:pPr>
+        <w:spacing w:line="240" w:lineRule="auto"/>
+        <w:contextualSpacing/>
+        <w:jc w:val="both"/>
+        <w:rPr>
+          <w:lang w:val="es-AR"/>
+        </w:rPr>
+      </w:pPr>
+    </w:p>
+    <w:p>
+      <w:pPr>
+        <w:pStyle w:val="Heading1"/>
+        <w:spacing w:line="240" w:lineRule="auto"/>
+        <w:contextualSpacing/>
+      </w:pPr>
+      <w:r>
+        <w:t>2</w:t>
+      </w:r>
+      <w:r>
+        <w:t xml:space="preserve">. </w:t>
+      </w:r>
+      <w:r>
+        <w:t>Estructura del código</w:t>
+      </w:r>
+      <w:r>
+        <w:t xml:space="preserve"> del Server</w:t>
+      </w:r>
+      <w:r>
+        <w:t>:</w:t>
+      </w:r>
+      <w:r>
+        <w:t xml:space="preserve"> </w:t>
+      </w:r>
+    </w:p>
+    <w:p>
+      <w:pPr>
+        <w:spacing w:line="240" w:lineRule="auto"/>
+        <w:contextualSpacing/>
+        <w:jc w:val="both"/>
+        <w:rPr>
+          <w:lang w:val="es-AR"/>
+        </w:rPr>
+      </w:pPr>
+    </w:p>
+    <w:p>
+      <w:pPr>
+        <w:spacing w:line="240" w:lineRule="auto"/>
+        <w:contextualSpacing/>
+        <w:jc w:val="both"/>
+        <w:rPr>
+          <w:lang w:val="es-AR"/>
+        </w:rPr>
+      </w:pPr>
+      <w:r>
+        <w:rPr>
+          <w:lang w:val="es-AR"/>
+        </w:rPr>
+        <w:tab/>
+        <w:t xml:space="preserve">Para toda la </w:t>
+      </w:r>
+      <w:r>
+        <w:rPr>
+          <w:lang w:val="es-AR"/>
+        </w:rPr>
+        <w:t>infraestructura</w:t>
+      </w:r>
+      <w:r>
+        <w:rPr>
+          <w:lang w:val="es-AR"/>
+        </w:rPr>
+        <w:t xml:space="preserve"> del COM server y la manera que se construye el proceso </w:t>
+      </w:r>
+      <w:proofErr w:type="spellStart"/>
+      <w:r>
+        <w:rPr>
+          <w:lang w:val="es-AR"/>
+        </w:rPr>
+        <w:t>esta</w:t>
+      </w:r>
+      <w:proofErr w:type="spellEnd"/>
+      <w:r>
+        <w:rPr>
+          <w:lang w:val="es-AR"/>
+        </w:rPr>
+        <w:t xml:space="preserve"> basado en un ejemplo de COM server de Microsoft. Hay un solo objeto principal que vamos a crear que contiene toda la información </w:t>
+      </w:r>
+      <w:r>
+        <w:rPr>
+          <w:lang w:val="es-AR"/>
+        </w:rPr>
+        <w:lastRenderedPageBreak/>
+        <w:t xml:space="preserve">necesaria para </w:t>
+      </w:r>
+      <w:r>
+        <w:rPr>
+          <w:lang w:val="es-AR"/>
+        </w:rPr>
+        <w:t>conectar al</w:t>
+      </w:r>
+      <w:r>
+        <w:rPr>
+          <w:lang w:val="es-AR"/>
+        </w:rPr>
+        <w:t xml:space="preserve"> </w:t>
+      </w:r>
+      <w:r>
+        <w:rPr>
+          <w:lang w:val="es-AR"/>
+        </w:rPr>
+        <w:t>driver</w:t>
+      </w:r>
+      <w:r>
+        <w:rPr>
+          <w:lang w:val="es-AR"/>
+        </w:rPr>
+        <w:t xml:space="preserve"> provisto por MC Computing</w:t>
+      </w:r>
+      <w:r>
+        <w:rPr>
+          <w:lang w:val="es-AR"/>
+        </w:rPr>
+        <w:t>, pero no contienen ningún funcionamiento avanzado. Las lógicas complejas se la dejamos al componente de Python.</w:t>
+      </w:r>
+    </w:p>
+    <w:p>
+      <w:pPr>
+        <w:spacing w:line="240" w:lineRule="auto"/>
+        <w:contextualSpacing/>
+        <w:jc w:val="both"/>
+        <w:rPr>
+          <w:lang w:val="es-AR"/>
+        </w:rPr>
+      </w:pPr>
+      <w:r>
+        <w:rPr>
+          <w:lang w:val="es-AR"/>
+        </w:rPr>
+        <w:tab/>
+        <w:t xml:space="preserve">El objeto principal que vamos a usar como librería/driver COM para nuestra placa DAQ es la clase publica </w:t>
+      </w:r>
+      <w:proofErr w:type="spellStart"/>
+      <w:r>
+        <w:rPr>
+          <w:lang w:val="es-AR"/>
+        </w:rPr>
+        <w:t>DAQLibrary</w:t>
+      </w:r>
+      <w:proofErr w:type="spellEnd"/>
+      <w:r>
+        <w:rPr>
+          <w:lang w:val="es-AR"/>
+        </w:rPr>
+        <w:t>, con su cabecera aquí. La clase se encuentra definida en el archivo</w:t>
+      </w:r>
+    </w:p>
+    <w:bookmarkStart w:id="0" w:name="_MON_1684195219"/>
+    <w:bookmarkEnd w:id="0"/>
+    <w:p>
+      <w:pPr>
+        <w:spacing w:line="240" w:lineRule="auto"/>
+        <w:contextualSpacing/>
+        <w:jc w:val="both"/>
+        <w:rPr>
+          <w:lang w:val="es-AR"/>
+        </w:rPr>
+      </w:pPr>
+      <w:r>
+        <w:rPr>
+          <w:lang w:val="es-AR"/>
+        </w:rPr>
+        <w:object w:dxaOrig="10467" w:dyaOrig="257">
+          <v:shapetype id="_x0000_t75" coordsize="21600,21600" o:spt="75" o:preferrelative="t" path="m@4@5l@4@11@9@11@9@5xe" filled="f" stroked="f">
+            <v:stroke joinstyle="miter"/>
+            <v:formulas>
+              <v:f eqn="if lineDrawn pixelLineWidth 0"/>
+              <v:f eqn="sum @0 1 0"/>
+              <v:f eqn="sum 0 0 @1"/>
+              <v:f eqn="prod @2 1 2"/>
+              <v:f eqn="prod @3 21600 pixelWidth"/>
+              <v:f eqn="prod @3 21600 pixelHeight"/>
+              <v:f eqn="sum @0 0 1"/>
+              <v:f eqn="prod @6 1 2"/>
+              <v:f eqn="prod @7 21600 pixelWidth"/>
+              <v:f eqn="sum @8 21600 0"/>
+              <v:f eqn="prod @7 21600 pixelHeight"/>
+              <v:f eqn="sum @10 21600 0"/>
+            </v:formulas>
+            <v:path o:extrusionok="f" gradientshapeok="t" o:connecttype="rect"/>
+            <o:lock v:ext="edit" aspectratio="t"/>
+          </v:shapetype>
+          <v:shape id="_x0000_i1025" type="#_x0000_t75" style="width:523.5pt;height:12.75pt" o:ole="">
+            <v:imagedata r:id="rId10" o:title=""/>
+          </v:shape>
+          <o:OLEObject Type="Embed" ProgID="Word.OpenDocumentText.12" ShapeID="_x0000_i1025" DrawAspect="Content" ObjectID="_1684458839" r:id="rId11"/>
+        </w:object>
+      </w:r>
+    </w:p>
+    <w:p>
+      <w:pPr>
+        <w:spacing w:line="240" w:lineRule="auto"/>
+        <w:contextualSpacing/>
+        <w:jc w:val="both"/>
+        <w:rPr>
+          <w:lang w:val="es-AR"/>
+        </w:rPr>
+      </w:pPr>
+      <w:r>
+        <w:rPr>
+          <w:lang w:val="es-AR"/>
+        </w:rPr>
+        <w:tab/>
+      </w:r>
+      <w:r>
+        <w:rPr>
+          <w:lang w:val="es-AR"/>
+        </w:rPr>
+        <w:t xml:space="preserve">Cada objeto </w:t>
+      </w:r>
+      <w:r>
+        <w:rPr>
+          <w:lang w:val="es-AR"/>
+        </w:rPr>
+        <w:t>COM</w:t>
+      </w:r>
+      <w:r>
+        <w:rPr>
+          <w:lang w:val="es-AR"/>
+        </w:rPr>
+        <w:t xml:space="preserve"> puede </w:t>
+      </w:r>
+      <w:r>
+        <w:rPr>
+          <w:lang w:val="es-AR"/>
+        </w:rPr>
+        <w:t>ser reconocido por un identificador único conocido como GUID. Para nuestra la librería lo definimos como constantes internas en nue</w:t>
+      </w:r>
+      <w:r>
+        <w:rPr>
+          <w:lang w:val="es-AR"/>
+        </w:rPr>
+        <w:t>stra clase.</w:t>
+      </w:r>
+    </w:p>
+    <w:bookmarkStart w:id="1" w:name="_MON_1684230898"/>
+    <w:bookmarkEnd w:id="1"/>
+    <w:p>
+      <w:pPr>
+        <w:spacing w:line="240" w:lineRule="auto"/>
+        <w:contextualSpacing/>
+        <w:jc w:val="both"/>
+        <w:rPr>
+          <w:lang w:val="es-AR"/>
+        </w:rPr>
+      </w:pPr>
+      <w:r>
+        <w:rPr>
+          <w:lang w:val="es-AR"/>
+        </w:rPr>
+        <w:object w:dxaOrig="10467" w:dyaOrig="1721">
+          <v:shape id="_x0000_i1026" type="#_x0000_t75" style="width:523.5pt;height:86.25pt" o:ole="">
+            <v:imagedata r:id="rId12" o:title=""/>
+          </v:shape>
+          <o:OLEObject Type="Embed" ProgID="Word.OpenDocumentText.12" ShapeID="_x0000_i1026" DrawAspect="Content" ObjectID="_1684458840" r:id="rId13"/>
+        </w:object>
+      </w:r>
+    </w:p>
+    <w:p>
+      <w:pPr>
+        <w:spacing w:line="240" w:lineRule="auto"/>
+        <w:contextualSpacing/>
+        <w:jc w:val="both"/>
+        <w:rPr>
+          <w:lang w:val="es-AR"/>
+        </w:rPr>
+      </w:pPr>
+    </w:p>
+    <w:p>
+      <w:pPr>
+        <w:spacing w:line="240" w:lineRule="auto"/>
+        <w:contextualSpacing/>
+        <w:jc w:val="both"/>
+        <w:rPr>
+          <w:lang w:val="es-AR"/>
+        </w:rPr>
+      </w:pPr>
+      <w:r>
+        <w:rPr>
+          <w:lang w:val="es-AR"/>
+        </w:rPr>
+        <w:tab/>
+        <w:t xml:space="preserve">Los métodos que usamos desde Python tienen que ser declarados en una interfaz publica </w:t>
+      </w:r>
+      <w:proofErr w:type="spellStart"/>
+      <w:r>
+        <w:rPr>
+          <w:lang w:val="es-AR"/>
+        </w:rPr>
+        <w:t>IDAQLibrary</w:t>
+      </w:r>
+      <w:proofErr w:type="spellEnd"/>
+      <w:r>
+        <w:rPr>
+          <w:lang w:val="es-AR"/>
+        </w:rPr>
+        <w:t xml:space="preserve">, que nos permite usar esos métodos como comunicación entre procesos. Los únicos tipos de datos que podemos mandar entre procesos son </w:t>
+      </w:r>
+      <w:proofErr w:type="spellStart"/>
+      <w:r>
+        <w:rPr>
+          <w:lang w:val="es-AR"/>
+        </w:rPr>
+        <w:t>integers</w:t>
+      </w:r>
+      <w:proofErr w:type="spellEnd"/>
+      <w:r>
+        <w:rPr>
+          <w:lang w:val="es-AR"/>
+        </w:rPr>
+        <w:t xml:space="preserve">, </w:t>
+      </w:r>
+      <w:proofErr w:type="spellStart"/>
+      <w:r>
+        <w:rPr>
+          <w:lang w:val="es-AR"/>
+        </w:rPr>
+        <w:t>floats</w:t>
+      </w:r>
+      <w:proofErr w:type="spellEnd"/>
+      <w:r>
+        <w:rPr>
+          <w:lang w:val="es-AR"/>
+        </w:rPr>
+        <w:t xml:space="preserve">, </w:t>
+      </w:r>
+      <w:proofErr w:type="spellStart"/>
+      <w:r>
+        <w:rPr>
+          <w:lang w:val="es-AR"/>
+        </w:rPr>
+        <w:t>chars</w:t>
+      </w:r>
+      <w:proofErr w:type="spellEnd"/>
+      <w:r>
+        <w:rPr>
+          <w:lang w:val="es-AR"/>
+        </w:rPr>
+        <w:t xml:space="preserve"> y </w:t>
+      </w:r>
+      <w:proofErr w:type="spellStart"/>
+      <w:r>
+        <w:rPr>
+          <w:lang w:val="es-AR"/>
+        </w:rPr>
+        <w:t>strings</w:t>
+      </w:r>
+      <w:proofErr w:type="spellEnd"/>
+      <w:r>
+        <w:rPr>
+          <w:lang w:val="es-AR"/>
+        </w:rPr>
+        <w:t>.</w:t>
+      </w:r>
+    </w:p>
+    <w:bookmarkStart w:id="2" w:name="_MON_1684280703"/>
+    <w:bookmarkEnd w:id="2"/>
+    <w:p>
+      <w:pPr>
+        <w:spacing w:line="240" w:lineRule="auto"/>
+        <w:contextualSpacing/>
+        <w:jc w:val="both"/>
+        <w:rPr>
+          <w:lang w:val="es-AR"/>
+        </w:rPr>
+      </w:pPr>
+      <w:r>
+        <w:rPr>
+          <w:lang w:val="es-AR"/>
+        </w:rPr>
+        <w:object w:dxaOrig="10467" w:dyaOrig="4850">
+          <v:shape id="_x0000_i1027" type="#_x0000_t75" style="width:523.5pt;height:242.25pt" o:ole="">
+            <v:imagedata r:id="rId14" o:title=""/>
+          </v:shape>
+          <o:OLEObject Type="Embed" ProgID="Word.OpenDocumentText.12" ShapeID="_x0000_i1027" DrawAspect="Content" ObjectID="_1684458841" r:id="rId15"/>
+        </w:object>
+      </w:r>
+    </w:p>
+    <w:p>
+      <w:pPr>
+        <w:pStyle w:val="Heading1"/>
+        <w:spacing w:line="240" w:lineRule="auto"/>
+        <w:contextualSpacing/>
+      </w:pPr>
+      <w:r>
+        <w:t>3</w:t>
+      </w:r>
+      <w:r>
+        <w:t xml:space="preserve">. </w:t>
+      </w:r>
+      <w:r>
+        <w:t>Conexión desde Python</w:t>
+      </w:r>
+      <w:r>
+        <w:t>:</w:t>
+      </w:r>
+      <w:r>
+        <w:t xml:space="preserve"> </w:t>
+      </w:r>
+    </w:p>
+    <w:p>
+      <w:pPr>
+        <w:spacing w:line="240" w:lineRule="auto"/>
+        <w:contextualSpacing/>
+        <w:jc w:val="both"/>
+        <w:rPr>
+          <w:lang w:val="es-AR"/>
+        </w:rPr>
+      </w:pPr>
+    </w:p>
+    <w:p>
+      <w:pPr>
+        <w:spacing w:line="240" w:lineRule="auto"/>
+        <w:contextualSpacing/>
+        <w:jc w:val="both"/>
+        <w:rPr>
+          <w:lang w:val="es-AR"/>
+        </w:rPr>
+      </w:pPr>
+      <w:r>
+        <w:rPr>
+          <w:lang w:val="es-AR"/>
+        </w:rPr>
+        <w:tab/>
+        <w:t xml:space="preserve">La conexión al COM server se hace en Python a través de la librería </w:t>
+      </w:r>
+      <w:proofErr w:type="spellStart"/>
+      <w:r>
+        <w:rPr>
+          <w:lang w:val="es-AR"/>
+        </w:rPr>
+        <w:t>ctypes</w:t>
+      </w:r>
+      <w:proofErr w:type="spellEnd"/>
+      <w:r>
+        <w:rPr>
+          <w:lang w:val="es-AR"/>
+        </w:rPr>
+        <w:t xml:space="preserve"> con el siguiente </w:t>
+      </w:r>
+      <w:r>
+        <w:rPr>
+          <w:lang w:val="es-AR"/>
+        </w:rPr>
+        <w:t>código</w:t>
+      </w:r>
+      <w:r>
+        <w:rPr>
+          <w:lang w:val="es-AR"/>
+        </w:rPr>
+        <w:t xml:space="preserve"> que almacena el objeto COM remoto en el atributo ‘</w:t>
+      </w:r>
+      <w:proofErr w:type="spellStart"/>
+      <w:r>
+        <w:rPr>
+          <w:lang w:val="es-AR"/>
+        </w:rPr>
+        <w:t>lib</w:t>
+      </w:r>
+      <w:proofErr w:type="spellEnd"/>
+      <w:r>
+        <w:rPr>
+          <w:lang w:val="es-AR"/>
+        </w:rPr>
+        <w:t xml:space="preserve">’ del objeto </w:t>
+      </w:r>
+      <w:proofErr w:type="spellStart"/>
+      <w:r>
+        <w:rPr>
+          <w:lang w:val="es-AR"/>
+        </w:rPr>
+        <w:t>self</w:t>
+      </w:r>
+      <w:proofErr w:type="spellEnd"/>
+      <w:r>
+        <w:rPr>
+          <w:lang w:val="es-AR"/>
+        </w:rPr>
+        <w:t>.</w:t>
+      </w:r>
+      <w:r>
+        <w:rPr>
+          <w:lang w:val="es-AR"/>
+        </w:rPr>
+        <w:t xml:space="preserve"> El parámetro que toma </w:t>
+      </w:r>
+      <w:proofErr w:type="spellStart"/>
+      <w:r>
+        <w:rPr>
+          <w:lang w:val="es-AR"/>
+        </w:rPr>
+        <w:t>ctypes</w:t>
+      </w:r>
+      <w:proofErr w:type="spellEnd"/>
+      <w:r>
+        <w:rPr>
+          <w:lang w:val="es-AR"/>
+        </w:rPr>
+        <w:t xml:space="preserve"> es el GUID de la clase que queremos instanciar. Como podemos ver tomamos el GUID de la clase </w:t>
+      </w:r>
+      <w:r>
+        <w:rPr>
+          <w:lang w:val="es-AR"/>
+        </w:rPr>
+        <w:t>definida en sección 2 y lo usamos para llamar a la librería de Windows que crea</w:t>
+      </w:r>
+    </w:p>
+    <w:bookmarkStart w:id="3" w:name="_MON_1684194642"/>
+    <w:bookmarkEnd w:id="3"/>
+    <w:p>
+      <w:pPr>
+        <w:spacing w:line="240" w:lineRule="auto"/>
+        <w:contextualSpacing/>
+        <w:jc w:val="both"/>
+        <w:rPr>
+          <w:lang w:val="es-AR"/>
+        </w:rPr>
+      </w:pPr>
+      <w:r>
+        <w:rPr>
+          <w:lang w:val="es-AR"/>
+        </w:rPr>
+        <w:object w:dxaOrig="10467" w:dyaOrig="468">
+          <v:shape id="_x0000_i1028" type="#_x0000_t75" style="width:523.5pt;height:23.25pt" o:ole="">
+            <v:imagedata r:id="rId16" o:title=""/>
+          </v:shape>
+          <o:OLEObject Type="Embed" ProgID="Word.OpenDocumentText.12" ShapeID="_x0000_i1028" DrawAspect="Content" ObjectID="_1684458842" r:id="rId17"/>
+        </w:object>
+      </w:r>
+    </w:p>
+    <w:p>
+      <w:pPr>
+        <w:spacing w:line="240" w:lineRule="auto"/>
+        <w:contextualSpacing/>
+        <w:jc w:val="both"/>
+        <w:rPr>
+          <w:lang w:val="es-AR"/>
+        </w:rPr>
+      </w:pPr>
+      <w:r>
+        <w:rPr>
+          <w:lang w:val="es-AR"/>
+        </w:rPr>
+        <w:tab/>
+        <w:t xml:space="preserve">Estos métodos </w:t>
+      </w:r>
+      <w:r>
+        <w:rPr>
+          <w:lang w:val="es-AR"/>
+        </w:rPr>
+        <w:t>pueden ser llamados como llamadas normales a métodos en clases de Python, ejemplo de abrir el dispositivo en el driver.</w:t>
+      </w:r>
+    </w:p>
+    <w:bookmarkStart w:id="4" w:name="_MON_1684347400"/>
+    <w:bookmarkEnd w:id="4"/>
+    <w:p>
+      <w:pPr>
+        <w:spacing w:line="240" w:lineRule="auto"/>
+        <w:contextualSpacing/>
+        <w:jc w:val="both"/>
+        <w:rPr>
+          <w:lang w:val="es-AR"/>
+        </w:rPr>
+      </w:pPr>
+      <w:r>
+        <w:rPr>
+          <w:lang w:val="es-AR"/>
+        </w:rPr>
+        <w:object w:dxaOrig="10467" w:dyaOrig="1171">
+          <v:shape id="_x0000_i1029" type="#_x0000_t75" style="width:523.5pt;height:58.5pt" o:ole="">
+            <v:imagedata r:id="rId18" o:title=""/>
+          </v:shape>
+          <o:OLEObject Type="Embed" ProgID="Word.OpenDocumentText.12" ShapeID="_x0000_i1029" DrawAspect="Content" ObjectID="_1684458843" r:id="rId19"/>
+        </w:object>
+      </w:r>
+    </w:p>
+    <w:p>
+      <w:pPr>
+        <w:pStyle w:val="Heading1"/>
+        <w:spacing w:line="240" w:lineRule="auto"/>
+        <w:contextualSpacing/>
+      </w:pPr>
+      <w:r>
+        <w:t>4</w:t>
+      </w:r>
+      <w:r>
+        <w:t xml:space="preserve">. </w:t>
+      </w:r>
+      <w:r>
+        <w:t>Diseño de la Recolección de Datos</w:t>
+      </w:r>
+      <w:r>
+        <w:t>:</w:t>
+      </w:r>
+      <w:r>
+        <w:t xml:space="preserve"> </w:t>
+      </w:r>
+    </w:p>
+    <w:p>
+      <w:pPr>
+        <w:rPr>
+          <w:lang w:val="es-AR"/>
+        </w:rPr>
+      </w:pPr>
+    </w:p>
+    <w:p>
+      <w:pPr>
+        <w:rPr>
+          <w:lang w:val="es-AR"/>
+        </w:rPr>
+      </w:pPr>
+      <w:r>
+        <w:rPr>
+          <w:lang w:val="es-AR"/>
+        </w:rPr>
+        <w:lastRenderedPageBreak/>
+        <w:tab/>
+        <w:t xml:space="preserve">Para poder </w:t>
+      </w:r>
+      <w:r>
+        <w:rPr>
+          <w:lang w:val="es-AR"/>
+        </w:rPr>
+        <w:t>escanear</w:t>
+      </w:r>
+      <w:r>
+        <w:rPr>
+          <w:lang w:val="es-AR"/>
+        </w:rPr>
+        <w:t xml:space="preserve"> datos, el driver necesita saber antes de empezar que </w:t>
+      </w:r>
+      <w:r>
+        <w:rPr>
+          <w:lang w:val="es-AR"/>
+        </w:rPr>
+        <w:t xml:space="preserve">empiece el </w:t>
+      </w:r>
+      <w:r>
+        <w:rPr>
+          <w:lang w:val="es-AR"/>
+        </w:rPr>
+        <w:t>proceso de escaneo. El orden de escaneo y los canales que se escanean con los métodos como el siguiente:</w:t>
+      </w:r>
+      <w:bookmarkStart w:id="5" w:name="_MON_1684458795"/>
+      <w:bookmarkEnd w:id="5"/>
+      <w:r>
+        <w:rPr>
+          <w:lang w:val="es-AR"/>
+        </w:rPr>
+        <w:object w:dxaOrig="10467" w:dyaOrig="937">
+          <v:shape id="_x0000_i1031" type="#_x0000_t75" style="width:523.5pt;height:46.5pt" o:ole="">
+            <v:imagedata r:id="rId20" o:title=""/>
+          </v:shape>
+          <o:OLEObject Type="Embed" ProgID="Word.OpenDocumentText.12" ShapeID="_x0000_i1031" DrawAspect="Content" ObjectID="_1684458844" r:id="rId21"/>
+        </w:object>
+      </w:r>
+      <w:r>
+        <w:rPr>
+          <w:lang w:val="es-AR"/>
+        </w:rPr>
+        <w:t>los cuales nos permiten definir que canales hay que leer</w:t>
+      </w:r>
+      <w:r>
+        <w:rPr>
+          <w:lang w:val="es-AR"/>
+        </w:rPr>
+        <w:t>.</w:t>
+      </w:r>
+      <w:bookmarkStart w:id="6" w:name="_GoBack"/>
+      <w:bookmarkEnd w:id="6"/>
+    </w:p>
+    <w:p>
+      <w:pPr>
+        <w:jc w:val="both"/>
+        <w:rPr>
+          <w:lang w:val="es-AR"/>
+        </w:rPr>
+      </w:pPr>
+      <w:r>
+        <w:rPr>
+          <w:lang w:val="es-AR"/>
+        </w:rPr>
+        <w:tab/>
+        <w:t>El escaneo del</w:t>
+      </w:r>
+      <w:r>
+        <w:rPr>
+          <w:lang w:val="es-AR"/>
+        </w:rPr>
+        <w:t xml:space="preserve"> driver solos nos permite pedir secuencialmente los datos. Para tener siempre el dato más actualizado, hay que hacerle pedidos a la frecuencia de escaneo que elegimos</w:t>
+      </w:r>
+      <w:r>
+        <w:rPr>
+          <w:lang w:val="es-AR"/>
+        </w:rPr>
+        <w:t xml:space="preserve">. Esto requiere tener un hilo secundario que este en un bucle continúo pidiendo datos del driver. Esto nos permite que </w:t>
+      </w:r>
+      <w:r>
+        <w:rPr>
+          <w:lang w:val="es-AR"/>
+        </w:rPr>
+        <w:t>el hilo principal siempre</w:t>
+      </w:r>
+      <w:r>
+        <w:rPr>
+          <w:lang w:val="es-AR"/>
+        </w:rPr>
+        <w:t xml:space="preserve"> tenga el dato más actualizado</w:t>
+      </w:r>
+      <w:r>
+        <w:rPr>
+          <w:lang w:val="es-AR"/>
+        </w:rPr>
+        <w:t>.</w:t>
+      </w:r>
+    </w:p>
+    <w:p>
+      <w:pPr>
+        <w:keepNext/>
+        <w:spacing w:line="240" w:lineRule="auto"/>
+        <w:contextualSpacing/>
+        <w:jc w:val="both"/>
+      </w:pPr>
+      <w:r>
+        <w:rPr>
+          <w:noProof/>
+          <w:lang w:val="es-AR" w:eastAsia="es-AR"/>
+        </w:rPr>
+        <w:drawing>
+          <wp:inline distT="0" distB="0" distL="0" distR="0">
+            <wp:extent cx="6638925" cy="5010150"/>
+            <wp:effectExtent l="0" t="0" r="9525" b="0"/>
+            <wp:docPr id="2" name="Picture 2"/>
+            <wp:cNvGraphicFramePr>
+              <a:graphicFrameLocks xmlns:a="http://schemas.openxmlformats.org/drawingml/2006/main" noChangeAspect="1"/>
+            </wp:cNvGraphicFramePr>
+            <a:graphic xmlns:a="http://schemas.openxmlformats.org/drawingml/2006/main">
+              <a:graphicData uri="http://schemas.openxmlformats.org/drawingml/2006/picture">
+                <pic:pic xmlns:pic="http://schemas.openxmlformats.org/drawingml/2006/picture">
+                  <pic:nvPicPr>
+                    <pic:cNvPr id="0" name="Picture 7"/>
+                    <pic:cNvPicPr>
+                      <a:picLocks noChangeAspect="1" noChangeArrowheads="1"/>
+                    </pic:cNvPicPr>
+                  </pic:nvPicPr>
+                  <pic:blipFill>
+                    <a:blip r:embed="rId22">
+                      <a:extLst>
+                        <a:ext uri="{28A0092B-C50C-407E-A947-70E740481C1C}">
+                          <a14:useLocalDpi xmlns:a14="http://schemas.microsoft.com/office/drawing/2010/main" val="0"/>
+                        </a:ext>
+                      </a:extLst>
+                    </a:blip>
+                    <a:srcRect/>
+                    <a:stretch>
+                      <a:fillRect/>
+                    </a:stretch>
+                  </pic:blipFill>
+                  <pic:spPr bwMode="auto">
+                    <a:xfrm>
+                      <a:off x="0" y="0"/>
+                      <a:ext cx="6638925" cy="5010150"/>
+                    </a:xfrm>
+                    <a:prstGeom prst="rect">
+                      <a:avLst/>
+                    </a:prstGeom>
+                    <a:noFill/>
+                    <a:ln>
+                      <a:noFill/>
+                    </a:ln>
+                  </pic:spPr>
+                </pic:pic>
+              </a:graphicData>
+            </a:graphic>
+          </wp:inline>
+        </w:drawing>
+      </w:r>
+    </w:p>
+    <w:p>
+      <w:pPr>
+        <w:pStyle w:val="Caption"/>
+        <w:jc w:val="both"/>
+        <w:rPr>
+          <w:lang w:val="es-AR"/>
+        </w:rPr>
+      </w:pPr>
+      <w:r>
+        <w:rPr>
+          <w:lang w:val="es-AR"/>
+        </w:rPr>
+        <w:t xml:space="preserve">Ilustración </w:t>
+      </w:r>
+      <w:r>
+        <w:fldChar w:fldCharType="begin"/>
+      </w:r>
+      <w:r>
+        <w:rPr>
+          <w:lang w:val="es-AR"/>
+        </w:rPr>
+        <w:instrText xml:space="preserve"> SEQ Ilustración \* ARABIC </w:instrText>
+      </w:r>
+      <w:r>
+        <w:fldChar w:fldCharType="separate"/>
+      </w:r>
+      <w:r>
+        <w:rPr>
+          <w:noProof/>
+          <w:lang w:val="es-AR"/>
+        </w:rPr>
+        <w:t>2</w:t>
+      </w:r>
+      <w:r>
+        <w:fldChar w:fldCharType="end"/>
+      </w:r>
+      <w:r>
+        <w:rPr>
+          <w:lang w:val="es-AR"/>
+        </w:rPr>
+        <w:t xml:space="preserve"> Diagrama de Hilos y Procesos</w:t>
+      </w:r>
     </w:p>
     <w:sectPr>
       <w:pgSz w:w="11907" w:h="16840" w:code="9"/>
@@ -592,6 +2138,36 @@
       <w:lang w:val="es-AR"/>
     </w:rPr>
   </w:style>
+  <w:style w:type="character" w:styleId="Hyperlink">
+    <w:name w:val="Hyperlink"/>
+    <w:basedOn w:val="DefaultParagraphFont"/>
+    <w:uiPriority w:val="99"/>
+    <w:unhideWhenUsed/>
+    <w:rsid w:val="000249A0"/>
+    <w:rPr>
+      <w:color w:val="0563C1" w:themeColor="hyperlink"/>
+      <w:u w:val="single"/>
+    </w:rPr>
+  </w:style>
+  <w:style w:type="paragraph" w:styleId="Caption">
+    <w:name w:val="caption"/>
+    <w:basedOn w:val="Normal"/>
+    <w:next w:val="Normal"/>
+    <w:uiPriority w:val="35"/>
+    <w:unhideWhenUsed/>
+    <w:qFormat/>
+    <w:rsid w:val="005F2D44"/>
+    <w:pPr>
+      <w:spacing w:after="200" w:line="240" w:lineRule="auto"/>
+    </w:pPr>
+    <w:rPr>
+      <w:i/>
+      <w:iCs/>
+      <w:color w:val="44546A" w:themeColor="text2"/>
+      <w:sz w:val="18"/>
+      <w:szCs w:val="18"/>
+    </w:rPr>
+  </w:style>
 </w:styles>
 </file>
 
